--- a/fase2/Evidencias Proyecto/Evidencias de Documentacion/06_Evidencia_Retrospectiva/Sprint_03/DPAY3_ACTA_Retro_S03.docx
+++ b/fase2/Evidencias Proyecto/Evidencias de Documentacion/06_Evidencia_Retrospectiva/Sprint_03/DPAY3_ACTA_Retro_S03.docx
@@ -7,7 +7,7 @@
         <w:pStyle w:val="Ttulo"/>
       </w:pPr>
       <w:r>
-        <w:t xml:space="preserve">Acta de retrospectiva — Sprint 3 </w:t>
+        <w:t xml:space="preserve">Acta de retrospectiva - Sprint 3 </w:t>
       </w:r>
     </w:p>
     <w:p>
@@ -15,7 +15,7 @@
         <w:rPr>
           <w:i/>
         </w:rPr>
-        <w:t>Borrador de cierre + constancia de asistencia — D-PAY 3.0</w:t>
+        <w:t>Borrador de cierre + constancia de asistencia - D-PAY 3.0</w:t>
       </w:r>
     </w:p>
     <w:p>
@@ -29,7 +29,7 @@
         <w:t>Proyecto:</w:t>
       </w:r>
       <w:r>
-        <w:t xml:space="preserve"> D-PAY 3.0 — POS móvil multi-pasarela (DTemite)</w:t>
+        <w:t xml:space="preserve"> D-PAY 3.0 - POS móvil multi-pasarela (DTemite)</w:t>
       </w:r>
     </w:p>
     <w:p>
@@ -43,7 +43,7 @@
         <w:t>Asignatura:</w:t>
       </w:r>
       <w:r>
-        <w:t xml:space="preserve"> Capstone APT122 — Duoc UC 2026-2</w:t>
+        <w:t xml:space="preserve"> Capstone APT122 - Duoc UC 2026-2</w:t>
       </w:r>
     </w:p>
     <w:p>
@@ -136,7 +136,7 @@
         <w:t>Ventana sprint:</w:t>
       </w:r>
       <w:r>
-        <w:t xml:space="preserve"> 06/10 — 17/10/2026 (semanas 9-10)</w:t>
+        <w:t xml:space="preserve"> 06/10 - 17/10/2026 (semanas 9-10)</w:t>
       </w:r>
     </w:p>
     <w:p>
@@ -150,7 +150,7 @@
         <w:t>Estado:</w:t>
       </w:r>
       <w:r>
-        <w:t xml:space="preserve"> Borrador — pendiente fecha de sesión y firmas</w:t>
+        <w:t xml:space="preserve"> Borrador - pendiente fecha de sesión y firmas</w:t>
       </w:r>
     </w:p>
     <w:p>
@@ -337,7 +337,7 @@
           </w:tcPr>
           <w:p>
             <w:r>
-              <w:t>Al cierre del sprint — sugerida 17/10/2026 (confirmar en Review)</w:t>
+              <w:t>Al cierre del sprint - sugerida 17/10/2026 (confirmar en Review)</w:t>
             </w:r>
           </w:p>
         </w:tc>
@@ -624,7 +624,7 @@
           </w:tcPr>
           <w:p>
             <w:r>
-              <w:t>CERRADO 12/10 — 300 s (WEBPAY_CHECKOUT_TIMEOUT_SEC)</w:t>
+              <w:t>CERRADO 12/10 - 300 s (WEBPAY_CHECKOUT_TIMEOUT_SEC)</w:t>
             </w:r>
           </w:p>
         </w:tc>
@@ -807,7 +807,7 @@
         <w:t>hu06Tuu</w:t>
       </w:r>
       <w:r>
-        <w:t>, factory y detección — respaldo automático de TC-RG-01 / TC-064.</w:t>
+        <w:t>, factory y detección - respaldo automático de TC-RG-01 / TC-064.</w:t>
       </w:r>
     </w:p>
     <w:p>
@@ -1037,7 +1037,7 @@
         <w:t>RNF-01.3</w:t>
       </w:r>
       <w:r>
-        <w:t xml:space="preserve"> (500 productos en comercio QA vs criterio ajustado) — MTC-12 sigue Parcial.</w:t>
+        <w:t xml:space="preserve"> (500 productos en comercio QA vs criterio ajustado) - MTC-12 sigue Parcial.</w:t>
       </w:r>
     </w:p>
     <w:p>
@@ -1483,7 +1483,7 @@
           </w:tcPr>
           <w:p>
             <w:r>
-              <w:t>Parcial — débito OK + crédito cancelado; falta crédito aprobado</w:t>
+              <w:t>Parcial - débito OK + crédito cancelado; falta crédito aprobado</w:t>
             </w:r>
           </w:p>
         </w:tc>
@@ -1640,7 +1640,7 @@
         <w:pStyle w:val="Listaconvietas"/>
       </w:pPr>
       <w:r>
-        <w:t>Plan maestro §14.1; catálogo RNF v1.0.2 (16/10)</w:t>
+        <w:t>Plan maestro ver Seccion 14.1; catálogo RNF v1.0.2 (16/10)</w:t>
       </w:r>
     </w:p>
     <w:p>
